--- a/assets/formato_minsal_2026.docx
+++ b/assets/formato_minsal_2026.docx
@@ -239,7 +239,7 @@
           <w:sz w:val="19"/>
           <w:szCs w:val="19"/>
         </w:rPr>
-        <w:t xml:space="preserve">Instrucciones: complete las Secciones 2 y 3 únicamente con los establecimientos clasificados en Riesgo Amarillo o Riesgo Rojo. Los establecimientos en Riesgo Verde no requieren el envío de antecedentes, conforme al Plan de Monitoreo y Gestión del Trato Directo. Luego, duplique el bloque tipo de la Sección 4 (Amarillo) o Sección 5 (Rojo) por cada establecimiento que corresponda informar, incluyendo el respectivo Plan de Seguimiento. Si detecta establecimientos en riesgo Amarillo o Rojo no incluidos en la comunicación original de la Subsecretaría, infórmelos igualmente en la Sección 6.</w:t>
+        <w:t>Instrucciones: complete las Secciones 2 y 3 únicamente con los establecimientos clasificados en Riesgo Amarillo o Riesgo Rojo. Los establecimientos en Riesgo Verde no requieren el envío de antecedentes, conforme al Plan de Monitoreo y Gestión del Trato Directo. Luego, duplique el bloque tipo de la Sección 4 (Amarillo) o Sección 5 (Rojo) por cada establecimiento que corresponda informar, incluyendo el respectivo Plan de Seguimiento.</w:t>
       </w:r>
     </w:p>
     <w:p>
